--- a/materials/03-reading-packs/Reading-Pack-Intermediate-Week-3-Sessions-9-12.docx
+++ b/materials/03-reading-packs/Reading-Pack-Intermediate-Week-3-Sessions-9-12.docx
@@ -155,7 +155,7 @@
         <w:t xml:space="preserve"> </w:t>
       </w:r>
       <w:r>
-        <w:t xml:space="preserve">— due before session 13.</w:t>
+        <w:t xml:space="preserve">— due 23:59 CT on the day of session 12.</w:t>
       </w:r>
     </w:p>
     <w:bookmarkStart w:id="30" w:name="book-19-the-interface-gap"/>
